--- a/DR/Резюме.docx
+++ b/DR/Резюме.docx
@@ -26,352 +26,55 @@
         </w:rPr>
         <w:t>Резюме</w:t>
       </w:r>
+      <w:bookmarkStart w:id="0" w:name="_GoBack"/>
+      <w:bookmarkEnd w:id="0"/>
     </w:p>
     <w:p>
       <w:pPr>
-        <w:spacing w:before="100" w:beforeAutospacing="1" w:after="100" w:afterAutospacing="1" w:line="240" w:lineRule="auto"/>
-        <w:rPr>
-          <w:rFonts w:ascii="Times New Roman" w:eastAsia="Times New Roman" w:hAnsi="Times New Roman" w:cs="Times New Roman"/>
-          <w:sz w:val="24"/>
-          <w:szCs w:val="24"/>
-          <w:lang w:eastAsia="bg-BG"/>
-        </w:rPr>
+        <w:pStyle w:val="NormalWeb"/>
       </w:pPr>
-      <w:bookmarkStart w:id="0" w:name="_GoBack"/>
       <w:r>
-        <w:rPr>
-          <w:rFonts w:ascii="Times New Roman" w:eastAsia="Times New Roman" w:hAnsi="Times New Roman" w:cs="Times New Roman"/>
-          <w:sz w:val="24"/>
-          <w:szCs w:val="24"/>
-          <w:lang w:eastAsia="bg-BG"/>
-        </w:rPr>
-        <w:t xml:space="preserve">Настоящият дипломен проект е посветен на разработването на уеб-базирана система за </w:t>
-      </w:r>
-      <w:bookmarkEnd w:id="0"/>
-      <w:r>
-        <w:rPr>
-          <w:rFonts w:ascii="Times New Roman" w:eastAsia="Times New Roman" w:hAnsi="Times New Roman" w:cs="Times New Roman"/>
-          <w:sz w:val="24"/>
-          <w:szCs w:val="24"/>
-          <w:lang w:eastAsia="bg-BG"/>
-        </w:rPr>
-        <w:t>видеонаблюдение в реално време с автоматична детекция на движение. Темата е избрана поради нарастващата нужда от сигурност и дистанционен контрол в съвременното общество, както и широкото навлизане на уеб технологиите в областта на информационните системи. В условията на бързо развиващия се интернет и масовото използване на интелигентни устройства, възможността за наблюдение чрез обикновен браузър се превръща в ключово средство за мониторинг без необходимост от специализиран хардуер или софтуер.</w:t>
+        <w:t>Дипломният проект е посветен на разработването на уеб-базирана система за видеонаблюдение в реално време с автоматична детекция на движение. Актуалността на темата се определя от нарастващата необходимост от повишена сигурност и ефективен дистанционен контрол, както и от широкото навлизане на уеб технологиите като универсално средство за достъп до информационни системи.</w:t>
       </w:r>
     </w:p>
     <w:p>
       <w:pPr>
-        <w:spacing w:before="100" w:beforeAutospacing="1" w:after="100" w:afterAutospacing="1" w:line="240" w:lineRule="auto"/>
-        <w:rPr>
-          <w:rFonts w:ascii="Times New Roman" w:eastAsia="Times New Roman" w:hAnsi="Times New Roman" w:cs="Times New Roman"/>
-          <w:sz w:val="24"/>
-          <w:szCs w:val="24"/>
-          <w:lang w:eastAsia="bg-BG"/>
-        </w:rPr>
+        <w:pStyle w:val="NormalWeb"/>
       </w:pPr>
       <w:r>
-        <w:rPr>
-          <w:rFonts w:ascii="Times New Roman" w:eastAsia="Times New Roman" w:hAnsi="Times New Roman" w:cs="Times New Roman"/>
-          <w:sz w:val="24"/>
-          <w:szCs w:val="24"/>
-          <w:lang w:eastAsia="bg-BG"/>
-        </w:rPr>
-        <w:t>Основната цел на проекта е създаването на функционално уеб приложение, което осъществява връзка с видеокамера — USB или IP/RTSP устройство — и предава живо видео директно към браузъра на потребителя. За постигането на тази цел са поставени конкретни задачи: проучване на технологиите за видео стрийминг, избор на подходящи програмни средства, разработване на модул за захващане и обработка на видео, реализиране на потребителски интерфейс и тестване на цялостната система при реални условия.</w:t>
+        <w:t>Основната цел на проекта е създаването на функционално уеб приложение, което осъществява връзка с USB или IP камера и предава видеопоток в реално време към уеб браузъра на потребителя, без необходимост от специализиран софтуер. За постигането на тази цел са изследвани и сравнени съвременни технологии за видео стрийминг, включително RTSP, HLS, DASH и WebRTC. В резултат е избран подход, базиран на MJPEG, поради неговата простота, ниска латентност и директна съвместимост с браузърите, което го прави подходящ за учебна и прототипна реализация.</w:t>
       </w:r>
     </w:p>
     <w:p>
       <w:pPr>
-        <w:spacing w:before="100" w:beforeAutospacing="1" w:after="100" w:afterAutospacing="1" w:line="240" w:lineRule="auto"/>
-        <w:rPr>
-          <w:rFonts w:ascii="Times New Roman" w:eastAsia="Times New Roman" w:hAnsi="Times New Roman" w:cs="Times New Roman"/>
-          <w:sz w:val="24"/>
-          <w:szCs w:val="24"/>
-          <w:lang w:eastAsia="bg-BG"/>
-        </w:rPr>
+        <w:pStyle w:val="NormalWeb"/>
       </w:pPr>
       <w:r>
-        <w:rPr>
-          <w:rFonts w:ascii="Times New Roman" w:eastAsia="Times New Roman" w:hAnsi="Times New Roman" w:cs="Times New Roman"/>
-          <w:sz w:val="24"/>
-          <w:szCs w:val="24"/>
-          <w:lang w:eastAsia="bg-BG"/>
-        </w:rPr>
-        <w:t>В теоретичната част на проекта са разгледани и сравнени основните технологии за видео стрийминг в уеб среда. RTSP е широко използван в IP камери и осигурява ниска латентност, но не се поддържа директно от браузърите. HLS и DASH предлагат надеждност и адаптивен битрейт, но въвеждат по-високо закъснение. WebRTC осигурява комуникация в реално време с много ниска латентност, но изисква сложна инфраструктура. MJPEG over HTTP е избран като основен подход поради неговата простота — видеото се представя като последователност от JPEG изображения, изпращани през отворена HTTP връзка, което го прави директно съвместим с браузърите без допълнителни плъгини.</w:t>
+        <w:t>В рамките на проекта е разработен модул за обработка на видео и детекция на движение, реализиран чрез метод за сравнение на последователни кадри. Алгоритъмът включва предварителна обработка на изображението, намаляване на шума и откриване на съществени промени в сцената, което позволява идентифициране на движещи се обекти. Системата предоставя визуализация на резултатите чрез маркиране на засечените области.</w:t>
       </w:r>
     </w:p>
     <w:p>
       <w:pPr>
-        <w:spacing w:before="100" w:beforeAutospacing="1" w:after="100" w:afterAutospacing="1" w:line="240" w:lineRule="auto"/>
-        <w:rPr>
-          <w:rFonts w:ascii="Times New Roman" w:eastAsia="Times New Roman" w:hAnsi="Times New Roman" w:cs="Times New Roman"/>
-          <w:sz w:val="24"/>
-          <w:szCs w:val="24"/>
-          <w:lang w:eastAsia="bg-BG"/>
-        </w:rPr>
+        <w:pStyle w:val="NormalWeb"/>
       </w:pPr>
       <w:r>
-        <w:rPr>
-          <w:rFonts w:ascii="Times New Roman" w:eastAsia="Times New Roman" w:hAnsi="Times New Roman" w:cs="Times New Roman"/>
-          <w:sz w:val="24"/>
-          <w:szCs w:val="24"/>
-          <w:lang w:eastAsia="bg-BG"/>
-        </w:rPr>
-        <w:t>Разгледани са и основните видеоформати и кодеци. MJPEG предлага ниска изчислителна сложност и ниска латентност, но използва по-голям мрежов трафик в сравнение с H.264, който осигурява значително по-добра компресия чрез анализиране на разликите между кадрите, но изисква повече изчислителни ресурси. За целите на проекта е избран MJPEG, като системата е проектирана така, че да позволява бъдеща интеграция на H.264 чрез инструмента FFmpeg.</w:t>
+        <w:t>Реализиран е и потребителски интерфейс, който позволява управление на видеопотока в реално време, заснемане на изображения, запис на видео и настройка на параметрите на детекцията. Осигурени са механизми за сигурност, включително защитена комуникация и контрол на достъпа, което гарантира надеждна работа на системата в реална среда.</w:t>
       </w:r>
     </w:p>
     <w:p>
       <w:pPr>
-        <w:spacing w:before="100" w:beforeAutospacing="1" w:after="100" w:afterAutospacing="1" w:line="240" w:lineRule="auto"/>
-        <w:rPr>
-          <w:rFonts w:ascii="Times New Roman" w:eastAsia="Times New Roman" w:hAnsi="Times New Roman" w:cs="Times New Roman"/>
-          <w:sz w:val="24"/>
-          <w:szCs w:val="24"/>
-          <w:lang w:eastAsia="bg-BG"/>
-        </w:rPr>
+        <w:pStyle w:val="NormalWeb"/>
       </w:pPr>
       <w:r>
-        <w:rPr>
-          <w:rFonts w:ascii="Times New Roman" w:eastAsia="Times New Roman" w:hAnsi="Times New Roman" w:cs="Times New Roman"/>
-          <w:sz w:val="24"/>
-          <w:szCs w:val="24"/>
-          <w:lang w:eastAsia="bg-BG"/>
-        </w:rPr>
-        <w:t>Детайлно е разгледан алгоритъмът за детекция на движение чрез метода „frame differencing". Принципът се основава на сравнение между два последователни кадъра: статичните елементи на сцената остават непроменени, докато движещите се обекти предизвикват отчетливи разлики. Обработката преминава през няколко стъпки — конвертиране на кадрите в нюанси на сивото, заглаждане с Gaussian филтър за намаляване на шума, изчисляване на абсолютната разлика между кадрите, прагова обработка, морфологични операции и накрая намиране на контури, които се маркират с ограждащи правоъгълници (bounding boxes). Разгледани са и по-съвременни подходи като background subtraction и машинно обучение, които осигуряват по-висока точност при по-сложни условия.</w:t>
+        <w:t>Софтуерната архитектура е изградена с използване на Python и FastAPI за сървърната част, OpenCV за обработка на видео и стандартни уеб технологии за клиентската страна. Проведените тестове показват стабилна работа на системата, ниска латентност и добра точност на детекция при нормални условия, като са установени ограничения при динамично осветление и слабо изразено движение.</w:t>
       </w:r>
     </w:p>
     <w:p>
       <w:pPr>
-        <w:spacing w:before="100" w:beforeAutospacing="1" w:after="100" w:afterAutospacing="1" w:line="240" w:lineRule="auto"/>
-        <w:rPr>
-          <w:rFonts w:ascii="Times New Roman" w:eastAsia="Times New Roman" w:hAnsi="Times New Roman" w:cs="Times New Roman"/>
-          <w:sz w:val="24"/>
-          <w:szCs w:val="24"/>
-          <w:lang w:eastAsia="bg-BG"/>
-        </w:rPr>
+        <w:pStyle w:val="NormalWeb"/>
       </w:pPr>
       <w:r>
-        <w:rPr>
-          <w:rFonts w:ascii="Times New Roman" w:eastAsia="Times New Roman" w:hAnsi="Times New Roman" w:cs="Times New Roman"/>
-          <w:sz w:val="24"/>
-          <w:szCs w:val="24"/>
-          <w:lang w:eastAsia="bg-BG"/>
-        </w:rPr>
-        <w:t xml:space="preserve">Отделено е внимание и на сигурността на системата. Комуникацията е защитена чрез HTTPS, достъпът до функционалностите е контролиран чрез JWT аутентикация и ролева система с три нива на права — администратор, оператор и наблюдател. </w:t>
-      </w:r>
-      <w:r>
-        <w:rPr>
-          <w:rFonts w:ascii="Times New Roman" w:eastAsia="Times New Roman" w:hAnsi="Times New Roman" w:cs="Times New Roman"/>
-          <w:sz w:val="24"/>
-          <w:szCs w:val="24"/>
-          <w:lang w:eastAsia="bg-BG"/>
-        </w:rPr>
-        <w:lastRenderedPageBreak/>
-        <w:t>Съхранените видеозаписи са защитени чрез шифроване, а системата е проектирана в съответствие с изискванията на GDPR за защита на личните данни.</w:t>
-      </w:r>
-    </w:p>
-    <w:p>
-      <w:pPr>
-        <w:spacing w:before="100" w:beforeAutospacing="1" w:after="100" w:afterAutospacing="1" w:line="240" w:lineRule="auto"/>
-        <w:rPr>
-          <w:rFonts w:ascii="Times New Roman" w:eastAsia="Times New Roman" w:hAnsi="Times New Roman" w:cs="Times New Roman"/>
-          <w:sz w:val="24"/>
-          <w:szCs w:val="24"/>
-          <w:lang w:eastAsia="bg-BG"/>
-        </w:rPr>
-      </w:pPr>
-      <w:r>
-        <w:rPr>
-          <w:rFonts w:ascii="Times New Roman" w:eastAsia="Times New Roman" w:hAnsi="Times New Roman" w:cs="Times New Roman"/>
-          <w:sz w:val="24"/>
-          <w:szCs w:val="24"/>
-          <w:lang w:eastAsia="bg-BG"/>
-        </w:rPr>
-        <w:t xml:space="preserve">В практическата част е описана цялостната архитектура на системата. Backend логиката е реализирана на Python с FastAPI, обработката на видео — чрез OpenCV, а системата е организирана в няколко самостоятелни модула: </w:t>
-      </w:r>
-      <w:r>
-        <w:rPr>
-          <w:rFonts w:ascii="Courier New" w:eastAsia="Times New Roman" w:hAnsi="Courier New" w:cs="Courier New"/>
-          <w:sz w:val="24"/>
-          <w:szCs w:val="24"/>
-          <w:lang w:eastAsia="bg-BG"/>
-        </w:rPr>
-        <w:t>capture.py</w:t>
-      </w:r>
-      <w:r>
-        <w:rPr>
-          <w:rFonts w:ascii="Times New Roman" w:eastAsia="Times New Roman" w:hAnsi="Times New Roman" w:cs="Times New Roman"/>
-          <w:sz w:val="24"/>
-          <w:szCs w:val="24"/>
-          <w:lang w:eastAsia="bg-BG"/>
-        </w:rPr>
-        <w:t xml:space="preserve"> за захващане на кадри, </w:t>
-      </w:r>
-      <w:r>
-        <w:rPr>
-          <w:rFonts w:ascii="Courier New" w:eastAsia="Times New Roman" w:hAnsi="Courier New" w:cs="Courier New"/>
-          <w:sz w:val="24"/>
-          <w:szCs w:val="24"/>
-          <w:lang w:eastAsia="bg-BG"/>
-        </w:rPr>
-        <w:t>motion.py</w:t>
-      </w:r>
-      <w:r>
-        <w:rPr>
-          <w:rFonts w:ascii="Times New Roman" w:eastAsia="Times New Roman" w:hAnsi="Times New Roman" w:cs="Times New Roman"/>
-          <w:sz w:val="24"/>
-          <w:szCs w:val="24"/>
-          <w:lang w:eastAsia="bg-BG"/>
-        </w:rPr>
-        <w:t xml:space="preserve"> за детекция на движение, </w:t>
-      </w:r>
-      <w:r>
-        <w:rPr>
-          <w:rFonts w:ascii="Courier New" w:eastAsia="Times New Roman" w:hAnsi="Courier New" w:cs="Courier New"/>
-          <w:sz w:val="24"/>
-          <w:szCs w:val="24"/>
-          <w:lang w:eastAsia="bg-BG"/>
-        </w:rPr>
-        <w:t>stream.py</w:t>
-      </w:r>
-      <w:r>
-        <w:rPr>
-          <w:rFonts w:ascii="Times New Roman" w:eastAsia="Times New Roman" w:hAnsi="Times New Roman" w:cs="Times New Roman"/>
-          <w:sz w:val="24"/>
-          <w:szCs w:val="24"/>
-          <w:lang w:eastAsia="bg-BG"/>
-        </w:rPr>
-        <w:t xml:space="preserve"> за предаване на видеопотока, </w:t>
-      </w:r>
-      <w:r>
-        <w:rPr>
-          <w:rFonts w:ascii="Courier New" w:eastAsia="Times New Roman" w:hAnsi="Courier New" w:cs="Courier New"/>
-          <w:sz w:val="24"/>
-          <w:szCs w:val="24"/>
-          <w:lang w:eastAsia="bg-BG"/>
-        </w:rPr>
-        <w:t>api.py</w:t>
-      </w:r>
-      <w:r>
-        <w:rPr>
-          <w:rFonts w:ascii="Times New Roman" w:eastAsia="Times New Roman" w:hAnsi="Times New Roman" w:cs="Times New Roman"/>
-          <w:sz w:val="24"/>
-          <w:szCs w:val="24"/>
-          <w:lang w:eastAsia="bg-BG"/>
-        </w:rPr>
-        <w:t xml:space="preserve"> за REST управление и </w:t>
-      </w:r>
-      <w:r>
-        <w:rPr>
-          <w:rFonts w:ascii="Courier New" w:eastAsia="Times New Roman" w:hAnsi="Courier New" w:cs="Courier New"/>
-          <w:sz w:val="24"/>
-          <w:szCs w:val="24"/>
-          <w:lang w:eastAsia="bg-BG"/>
-        </w:rPr>
-        <w:t>storage.py</w:t>
-      </w:r>
-      <w:r>
-        <w:rPr>
-          <w:rFonts w:ascii="Times New Roman" w:eastAsia="Times New Roman" w:hAnsi="Times New Roman" w:cs="Times New Roman"/>
-          <w:sz w:val="24"/>
-          <w:szCs w:val="24"/>
-          <w:lang w:eastAsia="bg-BG"/>
-        </w:rPr>
-        <w:t xml:space="preserve"> за съхранение на записи и събития. За база данни в учебния проект е използвана SQLite, като е предвидена лесна миграция към PostgreSQL при нужда от по-голяма мащабируемост. Разгръщането на системата е реализирано чрез Docker и docker-compose за лесна преносимост и управление на зависимостите.</w:t>
-      </w:r>
-    </w:p>
-    <w:p>
-      <w:pPr>
-        <w:spacing w:before="100" w:beforeAutospacing="1" w:after="100" w:afterAutospacing="1" w:line="240" w:lineRule="auto"/>
-        <w:rPr>
-          <w:rFonts w:ascii="Times New Roman" w:eastAsia="Times New Roman" w:hAnsi="Times New Roman" w:cs="Times New Roman"/>
-          <w:sz w:val="24"/>
-          <w:szCs w:val="24"/>
-          <w:lang w:eastAsia="bg-BG"/>
-        </w:rPr>
-      </w:pPr>
-      <w:r>
-        <w:rPr>
-          <w:rFonts w:ascii="Times New Roman" w:eastAsia="Times New Roman" w:hAnsi="Times New Roman" w:cs="Times New Roman"/>
-          <w:sz w:val="24"/>
-          <w:szCs w:val="24"/>
-          <w:lang w:eastAsia="bg-BG"/>
-        </w:rPr>
-        <w:t xml:space="preserve">Frontend интерфейсът е разработен с HTML5 и JavaScript. Видеопотокът се визуализира чрез </w:t>
-      </w:r>
-      <w:r>
-        <w:rPr>
-          <w:rFonts w:ascii="Courier New" w:eastAsia="Times New Roman" w:hAnsi="Courier New" w:cs="Courier New"/>
-          <w:sz w:val="24"/>
-          <w:szCs w:val="24"/>
-          <w:lang w:eastAsia="bg-BG"/>
-        </w:rPr>
-        <w:t>&lt;img&gt;</w:t>
-      </w:r>
-      <w:r>
-        <w:rPr>
-          <w:rFonts w:ascii="Times New Roman" w:eastAsia="Times New Roman" w:hAnsi="Times New Roman" w:cs="Times New Roman"/>
-          <w:sz w:val="24"/>
-          <w:szCs w:val="24"/>
-          <w:lang w:eastAsia="bg-BG"/>
-        </w:rPr>
-        <w:t xml:space="preserve"> елемент за MJPEG или </w:t>
-      </w:r>
-      <w:r>
-        <w:rPr>
-          <w:rFonts w:ascii="Courier New" w:eastAsia="Times New Roman" w:hAnsi="Courier New" w:cs="Courier New"/>
-          <w:sz w:val="24"/>
-          <w:szCs w:val="24"/>
-          <w:lang w:eastAsia="bg-BG"/>
-        </w:rPr>
-        <w:t>&lt;canvas&gt;</w:t>
-      </w:r>
-      <w:r>
-        <w:rPr>
-          <w:rFonts w:ascii="Times New Roman" w:eastAsia="Times New Roman" w:hAnsi="Times New Roman" w:cs="Times New Roman"/>
-          <w:sz w:val="24"/>
-          <w:szCs w:val="24"/>
-          <w:lang w:eastAsia="bg-BG"/>
-        </w:rPr>
-        <w:t xml:space="preserve"> за WebSocket потоци, като върху Canvas се добавя динамичен overlay с bounding boxes. Потребителят разполага с контролни бутони за стартиране и спиране на стрийма, заснемане на снимки, активиране на запис и регулиране на чувствителността на детектора. Всички команди се предават към backend чрез REST API в реално време, без презареждане на страницата.</w:t>
-      </w:r>
-    </w:p>
-    <w:p>
-      <w:pPr>
-        <w:spacing w:before="100" w:beforeAutospacing="1" w:after="100" w:afterAutospacing="1" w:line="240" w:lineRule="auto"/>
-        <w:rPr>
-          <w:rFonts w:ascii="Times New Roman" w:eastAsia="Times New Roman" w:hAnsi="Times New Roman" w:cs="Times New Roman"/>
-          <w:sz w:val="24"/>
-          <w:szCs w:val="24"/>
-          <w:lang w:eastAsia="bg-BG"/>
-        </w:rPr>
-      </w:pPr>
-      <w:r>
-        <w:rPr>
-          <w:rFonts w:ascii="Times New Roman" w:eastAsia="Times New Roman" w:hAnsi="Times New Roman" w:cs="Times New Roman"/>
-          <w:sz w:val="24"/>
-          <w:szCs w:val="24"/>
-          <w:lang w:eastAsia="bg-BG"/>
-        </w:rPr>
-        <w:t>Проведените тестове включват модулни тестове на алгоритъма за детекция чрез симулирани кадри, интеграционни тестове на стрийминг модулите и ръчна демонстрация с физическа камера. Измерените метрики обхващат латентност, натоварване на процесора, използване на памет и точност на детекцията. Резултатите показват стабилна работа при нормални условия на осветление и умерено движение. Установени са ограничения при резки промени в осветлението, при бавно движение и при обекти с малки размери, което е характерно за метода frame differencing.</w:t>
-      </w:r>
-    </w:p>
-    <w:p>
-      <w:pPr>
-        <w:spacing w:before="100" w:beforeAutospacing="1" w:after="100" w:afterAutospacing="1" w:line="240" w:lineRule="auto"/>
-        <w:rPr>
-          <w:rFonts w:ascii="Times New Roman" w:eastAsia="Times New Roman" w:hAnsi="Times New Roman" w:cs="Times New Roman"/>
-          <w:sz w:val="24"/>
-          <w:szCs w:val="24"/>
-          <w:lang w:eastAsia="bg-BG"/>
-        </w:rPr>
-      </w:pPr>
-      <w:r>
-        <w:rPr>
-          <w:rFonts w:ascii="Times New Roman" w:eastAsia="Times New Roman" w:hAnsi="Times New Roman" w:cs="Times New Roman"/>
-          <w:sz w:val="24"/>
-          <w:szCs w:val="24"/>
-          <w:lang w:eastAsia="bg-BG"/>
-        </w:rPr>
-        <w:t>В заключение, разработената система успешно изпълнява всички поставени цели — реализиран е работещ видеопоток в реално време, стабилна детекция на движение с визуален overlay, автоматично записване на видеоклипове и пълноценен потребителски интерфейс. Системата е приложима в малки и средни обекти като училища, офиси и частни помещения. За бъдещо развитие са предложени внедряване на WebRTC за намаляване на латентността, интеграция на машинно обучение за по-прецизна детекция на обекти и добавяне на push известия при засечени събития.</w:t>
+        <w:t>В резултат е създадена работеща, гъвкава и разширяема система за видеонаблюдение, приложима в малки и средни обекти. Предложени са насоки за бъдещо развитие, включително интеграция на по-ефективни стрийминг технологии и използване на методи от машинното обучение за повишаване на точността на анализа.</w:t>
       </w:r>
     </w:p>
     <w:p/>
@@ -806,6 +509,23 @@
     <w:semiHidden/>
     <w:unhideWhenUsed/>
   </w:style>
+  <w:style w:type="paragraph" w:styleId="NormalWeb">
+    <w:name w:val="Normal (Web)"/>
+    <w:basedOn w:val="Normal"/>
+    <w:uiPriority w:val="99"/>
+    <w:semiHidden/>
+    <w:unhideWhenUsed/>
+    <w:rsid w:val="00220AAE"/>
+    <w:pPr>
+      <w:spacing w:before="100" w:beforeAutospacing="1" w:after="100" w:afterAutospacing="1" w:line="240" w:lineRule="auto"/>
+    </w:pPr>
+    <w:rPr>
+      <w:rFonts w:ascii="Times New Roman" w:eastAsia="Times New Roman" w:hAnsi="Times New Roman" w:cs="Times New Roman"/>
+      <w:sz w:val="24"/>
+      <w:szCs w:val="24"/>
+      <w:lang w:eastAsia="bg-BG"/>
+    </w:rPr>
+  </w:style>
 </w:styles>
 </file>
 
